--- a/rpd_corpus/rpd_9.docx
+++ b/rpd_corpus/rpd_9.docx
@@ -164,7 +164,7 @@
           <w:bCs/>
           <w:color w:val="000000"/>
         </w:rPr>
-        <w:t>(38002)Обработка естественного языка</w:t>
+        <w:t>(62316)Компьютерные сети</w:t>
       </w:r>
     </w:p>
     <w:p>
@@ -2182,7 +2182,7 @@
               <w:rPr>
                 <w:bCs/>
               </w:rPr>
-              <w:t>Способен применять лингвистические и статистические методы для анализа текстовых данных</w:t>
+              <w:t>Способен анализировать сетевые архитектуры по модели OSI/TCP-IP и обосновывать выбор протоколов</w:t>
             </w:r>
           </w:p>
         </w:tc>
@@ -2207,7 +2207,7 @@
               <w:rPr>
                 <w:bCs/>
               </w:rPr>
-              <w:t>УК-2</w:t>
+              <w:t>УК-1</w:t>
             </w:r>
           </w:p>
         </w:tc>
@@ -2263,7 +2263,7 @@
               <w:rPr>
                 <w:bCs/>
               </w:rPr>
-              <w:t>Способен разрабатывать модели для задач классификации, извлечения информации и генерации текста</w:t>
+              <w:t>Способен администрировать сетевое оборудование и настраивать маршрутизацию в IP-сетях</w:t>
             </w:r>
           </w:p>
         </w:tc>
@@ -2288,7 +2288,7 @@
               <w:rPr>
                 <w:bCs/>
               </w:rPr>
-              <w:t>ОПК-1</w:t>
+              <w:t>ОПК-2</w:t>
             </w:r>
           </w:p>
         </w:tc>
@@ -2344,7 +2344,7 @@
               <w:rPr>
                 <w:bCs/>
               </w:rPr>
-              <w:t>Способен использовать предобученные языковые модели (BERT, GPT) в прикладных NLP-задачах</w:t>
+              <w:t>Способен проектировать корпоративные сети с VLAN, STP и NAT</w:t>
             </w:r>
           </w:p>
         </w:tc>
@@ -2369,7 +2369,7 @@
               <w:rPr>
                 <w:bCs/>
               </w:rPr>
-              <w:t>ОПК-3</w:t>
+              <w:t>ОПК-4</w:t>
             </w:r>
           </w:p>
         </w:tc>
@@ -2425,7 +2425,7 @@
               <w:rPr>
                 <w:bCs/>
               </w:rPr>
-              <w:t>Способен оценивать качество NLP-систем с применением метрик BLEU, ROUGE, F1</w:t>
+              <w:t>Способен разрабатывать сетевые приложения с использованием сокетов и анализировать трафик</w:t>
             </w:r>
           </w:p>
         </w:tc>
@@ -2450,7 +2450,7 @@
               <w:rPr>
                 <w:bCs/>
               </w:rPr>
-              <w:t>ПК-2</w:t>
+              <w:t>ПК-1</w:t>
             </w:r>
           </w:p>
         </w:tc>
@@ -2601,7 +2601,7 @@
               <w:rPr>
                 <w:bCs/>
               </w:rPr>
-              <w:t>УК-2</w:t>
+              <w:t>УК-1</w:t>
             </w:r>
             <w:r/>
             <w:r>
@@ -2632,7 +2632,7 @@
               <w:rPr>
                 <w:bCs/>
               </w:rPr>
-              <w:t>УК-2.1 Применяет методы предобработки и векторизации текста</w:t>
+              <w:t>УК-1.1 Сопоставляет уровни модели OSI с реальными протоколами и описывает их взаимодействие</w:t>
             </w:r>
           </w:p>
         </w:tc>
@@ -2652,7 +2652,7 @@
               <w:rPr>
                 <w:bCs/>
               </w:rPr>
-              <w:t>З(УК-2)</w:t>
+              <w:t>З(УК-1)</w:t>
             </w:r>
           </w:p>
         </w:tc>
@@ -2669,7 +2669,7 @@
               <w:rPr>
                 <w:bCs/>
               </w:rPr>
-              <w:t>Знать: методы токенизации, стемминга, лемматизации; модели TF-IDF, Word2Vec, GloVe</w:t>
+              <w:t>Знать: эталонные модели OSI и TCP/IP, функции каждого уровня, протоколы ARP, ICMP, DNS, DHCP</w:t>
             </w:r>
           </w:p>
         </w:tc>
@@ -2699,7 +2699,7 @@
               <w:rPr>
                 <w:bCs/>
               </w:rPr>
-              <w:t>УК-2</w:t>
+              <w:t>УК-1</w:t>
             </w:r>
             <w:r/>
             <w:r>
@@ -2730,7 +2730,7 @@
               <w:rPr>
                 <w:bCs/>
               </w:rPr>
-              <w:t>УК-2.1 Применяет методы предобработки и векторизации текста</w:t>
+              <w:t>УК-1.1 Сопоставляет уровни модели OSI с реальными протоколами и описывает их взаимодействие</w:t>
             </w:r>
           </w:p>
         </w:tc>
@@ -2750,7 +2750,7 @@
               <w:rPr>
                 <w:bCs/>
               </w:rPr>
-              <w:t>У(УК-2)</w:t>
+              <w:t>У(УК-1)</w:t>
             </w:r>
           </w:p>
         </w:tc>
@@ -2767,7 +2767,7 @@
               <w:rPr>
                 <w:bCs/>
               </w:rPr>
-              <w:t>Уметь: строить конвейер предобработки текста с использованием spaCy и NLTK</w:t>
+              <w:t>Уметь: читать и анализировать дамп сетевого трафика в Wireshark</w:t>
             </w:r>
           </w:p>
         </w:tc>
@@ -2797,7 +2797,7 @@
               <w:rPr>
                 <w:bCs/>
               </w:rPr>
-              <w:t>УК-2</w:t>
+              <w:t>УК-1</w:t>
             </w:r>
             <w:r/>
             <w:r>
@@ -2828,7 +2828,7 @@
               <w:rPr>
                 <w:bCs/>
               </w:rPr>
-              <w:t>УК-2.1 Применяет методы предобработки и векторизации текста</w:t>
+              <w:t>УК-1.1 Сопоставляет уровни модели OSI с реальными протоколами и описывает их взаимодействие</w:t>
             </w:r>
           </w:p>
         </w:tc>
@@ -2848,7 +2848,7 @@
               <w:rPr>
                 <w:bCs/>
               </w:rPr>
-              <w:t>В(УК-2)</w:t>
+              <w:t>В(УК-1)</w:t>
             </w:r>
           </w:p>
         </w:tc>
@@ -2865,7 +2865,7 @@
               <w:rPr>
                 <w:bCs/>
               </w:rPr>
-              <w:t>Владеть: методами анализа морфологии и синтаксиса на русскоязычных корпусах</w:t>
+              <w:t>Владеть: навыками диагностики сети с ping, traceroute, nslookup, netstat</w:t>
             </w:r>
           </w:p>
         </w:tc>
@@ -2895,7 +2895,7 @@
               <w:rPr>
                 <w:bCs/>
               </w:rPr>
-              <w:t>ОПК-1</w:t>
+              <w:t>ОПК-2</w:t>
             </w:r>
             <w:r/>
             <w:r>
@@ -2926,7 +2926,7 @@
               <w:rPr>
                 <w:bCs/>
               </w:rPr>
-              <w:t>ОПК-1.1 Разрабатывает классификаторы и системы извлечения сущностей</w:t>
+              <w:t>ОПК-2.1 Настраивает статическую и динамическую маршрутизацию (RIP, OSPF) в Cisco IOS</w:t>
             </w:r>
           </w:p>
         </w:tc>
@@ -2946,7 +2946,7 @@
               <w:rPr>
                 <w:bCs/>
               </w:rPr>
-              <w:t>З(ОПК-1)</w:t>
+              <w:t>З(ОПК-2)</w:t>
             </w:r>
           </w:p>
         </w:tc>
@@ -2963,7 +2963,7 @@
               <w:rPr>
                 <w:bCs/>
               </w:rPr>
-              <w:t>Знать: архитектуры seq2seq, attention-механизм, архитектуру трансформера</w:t>
+              <w:t>Знать: структуру IP-пакета, CIDR-адресацию, таблицы маршрутизации, алгоритм Дейкстры</w:t>
             </w:r>
           </w:p>
         </w:tc>
@@ -2993,7 +2993,7 @@
               <w:rPr>
                 <w:bCs/>
               </w:rPr>
-              <w:t>ОПК-1</w:t>
+              <w:t>ОПК-2</w:t>
             </w:r>
             <w:r/>
             <w:r>
@@ -3024,7 +3024,7 @@
               <w:rPr>
                 <w:bCs/>
               </w:rPr>
-              <w:t>ОПК-1.1 Разрабатывает классификаторы и системы извлечения сущностей</w:t>
+              <w:t>ОПК-2.1 Настраивает статическую и динамическую маршрутизацию (RIP, OSPF) в Cisco IOS</w:t>
             </w:r>
           </w:p>
         </w:tc>
@@ -3044,7 +3044,7 @@
               <w:rPr>
                 <w:bCs/>
               </w:rPr>
-              <w:t>У(ОПК-1)</w:t>
+              <w:t>У(ОПК-2)</w:t>
             </w:r>
           </w:p>
         </w:tc>
@@ -3061,7 +3061,7 @@
               <w:rPr>
                 <w:bCs/>
               </w:rPr>
-              <w:t>Уметь: обучать модели для задач NER, классификации тональности, вопрос-ответ</w:t>
+              <w:t>Уметь: конфигурировать интерфейсы и статические маршруты в Cisco IOS и Linux</w:t>
             </w:r>
           </w:p>
         </w:tc>
@@ -3091,7 +3091,7 @@
               <w:rPr>
                 <w:bCs/>
               </w:rPr>
-              <w:t>ОПК-1</w:t>
+              <w:t>ОПК-2</w:t>
             </w:r>
             <w:r/>
             <w:r>
@@ -3122,7 +3122,7 @@
               <w:rPr>
                 <w:bCs/>
               </w:rPr>
-              <w:t>ОПК-1.1 Разрабатывает классификаторы и системы извлечения сущностей</w:t>
+              <w:t>ОПК-2.1 Настраивает статическую и динамическую маршрутизацию (RIP, OSPF) в Cisco IOS</w:t>
             </w:r>
           </w:p>
         </w:tc>
@@ -3142,7 +3142,7 @@
               <w:rPr>
                 <w:bCs/>
               </w:rPr>
-              <w:t>В(ОПК-1)</w:t>
+              <w:t>В(ОПК-2)</w:t>
             </w:r>
           </w:p>
         </w:tc>
@@ -3159,7 +3159,7 @@
               <w:rPr>
                 <w:bCs/>
               </w:rPr>
-              <w:t>Владеть: инструментами Hugging Face Transformers для fine-tuning языковых моделей</w:t>
+              <w:t>Владеть: навыками симуляции сетей в Cisco Packet Tracer и GNS3</w:t>
             </w:r>
           </w:p>
         </w:tc>
@@ -3189,7 +3189,7 @@
               <w:rPr>
                 <w:bCs/>
               </w:rPr>
-              <w:t>ОПК-3</w:t>
+              <w:t>ОПК-4</w:t>
             </w:r>
             <w:r/>
             <w:r>
@@ -3220,7 +3220,7 @@
               <w:rPr>
                 <w:bCs/>
               </w:rPr>
-              <w:t>ОПК-3.1 Адаптирует языковые модели под конкретные домены</w:t>
+              <w:t>ОПК-4.1 Проектирует корпоративную сеть с VLAN, транками и межвлановой маршрутизацией</w:t>
             </w:r>
           </w:p>
         </w:tc>
@@ -3240,7 +3240,7 @@
               <w:rPr>
                 <w:bCs/>
               </w:rPr>
-              <w:t>З(ОПК-3)</w:t>
+              <w:t>З(ОПК-4)</w:t>
             </w:r>
           </w:p>
         </w:tc>
@@ -3257,7 +3257,7 @@
               <w:rPr>
                 <w:bCs/>
               </w:rPr>
-              <w:t>Знать: архитектуры BERT, RoBERTa, GPT-2/3; методы few-shot и zero-shot обучения</w:t>
+              <w:t>Знать: принципы работы VLAN (802.1Q), STP (802.1D), протоколы EtherChannel и RSTP</w:t>
             </w:r>
           </w:p>
         </w:tc>
@@ -3287,7 +3287,7 @@
               <w:rPr>
                 <w:bCs/>
               </w:rPr>
-              <w:t>ОПК-3</w:t>
+              <w:t>ОПК-4</w:t>
             </w:r>
             <w:r/>
             <w:r>
@@ -3318,7 +3318,7 @@
               <w:rPr>
                 <w:bCs/>
               </w:rPr>
-              <w:t>ОПК-3.1 Адаптирует языковые модели под конкретные домены</w:t>
+              <w:t>ОПК-4.1 Проектирует корпоративную сеть с VLAN, транками и межвлановой маршрутизацией</w:t>
             </w:r>
           </w:p>
         </w:tc>
@@ -3338,7 +3338,7 @@
               <w:rPr>
                 <w:bCs/>
               </w:rPr>
-              <w:t>У(ОПК-3)</w:t>
+              <w:t>У(ОПК-4)</w:t>
             </w:r>
           </w:p>
         </w:tc>
@@ -3355,7 +3355,7 @@
               <w:rPr>
                 <w:bCs/>
               </w:rPr>
-              <w:t>Уметь: проводить fine-tuning BERT на доменных текстах; применять prompt engineering</w:t>
+              <w:t>Уметь: настраивать VLAN-транки, inter-VLAN routing, HSRP и NAT/PAT</w:t>
             </w:r>
           </w:p>
         </w:tc>
@@ -3385,7 +3385,7 @@
               <w:rPr>
                 <w:bCs/>
               </w:rPr>
-              <w:t>ОПК-3</w:t>
+              <w:t>ОПК-4</w:t>
             </w:r>
             <w:r/>
             <w:r>
@@ -3416,7 +3416,7 @@
               <w:rPr>
                 <w:bCs/>
               </w:rPr>
-              <w:t>ОПК-3.1 Адаптирует языковые модели под конкретные домены</w:t>
+              <w:t>ОПК-4.1 Проектирует корпоративную сеть с VLAN, транками и межвлановой маршрутизацией</w:t>
             </w:r>
           </w:p>
         </w:tc>
@@ -3436,7 +3436,7 @@
               <w:rPr>
                 <w:bCs/>
               </w:rPr>
-              <w:t>В(ОПК-3)</w:t>
+              <w:t>В(ОПК-4)</w:t>
             </w:r>
           </w:p>
         </w:tc>
@@ -3453,7 +3453,7 @@
               <w:rPr>
                 <w:bCs/>
               </w:rPr>
-              <w:t>Владеть: методами квантизации и дистилляции языковых моделей для продакшена</w:t>
+              <w:t>Владеть: навыками проектирования корпоративной сети с разделением на DMZ и LAN</w:t>
             </w:r>
           </w:p>
         </w:tc>
@@ -3483,7 +3483,7 @@
               <w:rPr>
                 <w:bCs/>
               </w:rPr>
-              <w:t>ПК-2</w:t>
+              <w:t>ПК-1</w:t>
             </w:r>
             <w:r/>
             <w:r>
@@ -3514,7 +3514,7 @@
               <w:rPr>
                 <w:bCs/>
               </w:rPr>
-              <w:t>ПК-2.1 Оценивает качество NLP-систем по отраслевым метрикам</w:t>
+              <w:t>ПК-1.1 Разрабатывает клиент-серверные приложения на Python с использованием сокетов TCP/UDP</w:t>
             </w:r>
           </w:p>
         </w:tc>
@@ -3534,7 +3534,7 @@
               <w:rPr>
                 <w:bCs/>
               </w:rPr>
-              <w:t>З(ПК-2)</w:t>
+              <w:t>З(ПК-1)</w:t>
             </w:r>
           </w:p>
         </w:tc>
@@ -3551,7 +3551,7 @@
               <w:rPr>
                 <w:bCs/>
               </w:rPr>
-              <w:t>Знать: метрики BLEU, ROUGE, BERTScore, Perplexity, точность/полнота NER</w:t>
+              <w:t>Знать: API сокетов BSD, режимы TCP и UDP, мультиплексирование с select и epoll</w:t>
             </w:r>
           </w:p>
         </w:tc>
@@ -3581,7 +3581,7 @@
               <w:rPr>
                 <w:bCs/>
               </w:rPr>
-              <w:t>ПК-2</w:t>
+              <w:t>ПК-1</w:t>
             </w:r>
             <w:r/>
             <w:r>
@@ -3612,7 +3612,7 @@
               <w:rPr>
                 <w:bCs/>
               </w:rPr>
-              <w:t>ПК-2.1 Оценивает качество NLP-систем по отраслевым метрикам</w:t>
+              <w:t>ПК-1.1 Разрабатывает клиент-серверные приложения на Python с использованием сокетов TCP/UDP</w:t>
             </w:r>
           </w:p>
         </w:tc>
@@ -3632,7 +3632,7 @@
               <w:rPr>
                 <w:bCs/>
               </w:rPr>
-              <w:t>У(ПК-2)</w:t>
+              <w:t>У(ПК-1)</w:t>
             </w:r>
           </w:p>
         </w:tc>
@@ -3649,7 +3649,7 @@
               <w:rPr>
                 <w:bCs/>
               </w:rPr>
-              <w:t>Уметь: проводить A/B-тестирование NLP-моделей; анализировать ошибки классификации</w:t>
+              <w:t>Уметь: реализовывать клиент-серверные приложения с обработкой нескольких соединений</w:t>
             </w:r>
           </w:p>
         </w:tc>
@@ -3679,7 +3679,7 @@
               <w:rPr>
                 <w:bCs/>
               </w:rPr>
-              <w:t>ПК-2</w:t>
+              <w:t>ПК-1</w:t>
             </w:r>
             <w:r/>
             <w:r>
@@ -3710,7 +3710,7 @@
               <w:rPr>
                 <w:bCs/>
               </w:rPr>
-              <w:t>ПК-2.1 Оценивает качество NLP-систем по отраслевым метрикам</w:t>
+              <w:t>ПК-1.1 Разрабатывает клиент-серверные приложения на Python с использованием сокетов TCP/UDP</w:t>
             </w:r>
           </w:p>
         </w:tc>
@@ -3730,7 +3730,7 @@
               <w:rPr>
                 <w:bCs/>
               </w:rPr>
-              <w:t>В(ПК-2)</w:t>
+              <w:t>В(ПК-1)</w:t>
             </w:r>
           </w:p>
         </w:tc>
@@ -3747,7 +3747,7 @@
               <w:rPr>
                 <w:bCs/>
               </w:rPr>
-              <w:t>Владеть: навыками построения бенчмарков для оценки NLP-систем</w:t>
+              <w:t>Владеть: навыками захвата и анализа трафика с Wireshark и tcpdump</w:t>
             </w:r>
           </w:p>
         </w:tc>
@@ -11148,7 +11148,7 @@
                 <w:sz w:val="20"/>
                 <w:szCs w:val="20"/>
               </w:rPr>
-              <w:t>Лингвистические основы и предобработка текста</w:t>
+              <w:t>Модели OSI и TCP/IP. Канальный и физический уровни</w:t>
             </w:r>
           </w:p>
         </w:tc>
@@ -11173,7 +11173,7 @@
                 <w:sz w:val="20"/>
                 <w:szCs w:val="20"/>
               </w:rPr>
-              <w:t>7</w:t>
+              <w:t>6</w:t>
             </w:r>
           </w:p>
         </w:tc>
@@ -11273,7 +11273,7 @@
                 <w:sz w:val="20"/>
                 <w:szCs w:val="20"/>
               </w:rPr>
-              <w:t>18</w:t>
+              <w:t>20</w:t>
             </w:r>
           </w:p>
         </w:tc>
@@ -11299,7 +11299,7 @@
                 <w:sz w:val="20"/>
                 <w:szCs w:val="20"/>
               </w:rPr>
-              <w:t>34</w:t>
+              <w:t>36</w:t>
             </w:r>
           </w:p>
         </w:tc>
@@ -11322,7 +11322,7 @@
                 <w:sz w:val="20"/>
                 <w:szCs w:val="20"/>
               </w:rPr>
-              <w:t>З(УК-2) У(УК-2)</w:t>
+              <w:t>З(УК-1) У(ОПК-2)</w:t>
             </w:r>
           </w:p>
         </w:tc>
@@ -11373,7 +11373,7 @@
                 <w:sz w:val="20"/>
                 <w:szCs w:val="20"/>
               </w:rPr>
-              <w:t>Векторные представления слов и документов</w:t>
+              <w:t>Сетевой уровень: IP-адресация и маршрутизация</w:t>
             </w:r>
           </w:p>
         </w:tc>
@@ -11398,7 +11398,7 @@
                 <w:sz w:val="20"/>
                 <w:szCs w:val="20"/>
               </w:rPr>
-              <w:t>7</w:t>
+              <w:t>6</w:t>
             </w:r>
           </w:p>
         </w:tc>
@@ -11423,7 +11423,7 @@
                 <w:sz w:val="20"/>
                 <w:szCs w:val="20"/>
               </w:rPr>
-              <w:t>3</w:t>
+              <w:t>4</w:t>
             </w:r>
           </w:p>
         </w:tc>
@@ -11448,7 +11448,7 @@
                 <w:sz w:val="20"/>
                 <w:szCs w:val="20"/>
               </w:rPr>
-              <w:t>8</w:t>
+              <w:t>10</w:t>
             </w:r>
           </w:p>
         </w:tc>
@@ -11473,7 +11473,7 @@
                 <w:sz w:val="20"/>
                 <w:szCs w:val="20"/>
               </w:rPr>
-              <w:t>4</w:t>
+              <w:t>6</w:t>
             </w:r>
           </w:p>
         </w:tc>
@@ -11498,7 +11498,7 @@
                 <w:sz w:val="20"/>
                 <w:szCs w:val="20"/>
               </w:rPr>
-              <w:t>18</w:t>
+              <w:t>24</w:t>
             </w:r>
           </w:p>
         </w:tc>
@@ -11524,7 +11524,7 @@
                 <w:sz w:val="20"/>
                 <w:szCs w:val="20"/>
               </w:rPr>
-              <w:t>33</w:t>
+              <w:t>44</w:t>
             </w:r>
           </w:p>
         </w:tc>
@@ -11547,7 +11547,7 @@
                 <w:sz w:val="20"/>
                 <w:szCs w:val="20"/>
               </w:rPr>
-              <w:t>З(ОПК-1) У(УК-2)</w:t>
+              <w:t>З(ОПК-2) У(ОПК-4)</w:t>
             </w:r>
           </w:p>
         </w:tc>
@@ -11598,7 +11598,7 @@
                 <w:sz w:val="20"/>
                 <w:szCs w:val="20"/>
               </w:rPr>
-              <w:t>Трансформеры и большие языковые модели</w:t>
+              <w:t>Проектирование корпоративных сетей: VLAN и коммутация</w:t>
             </w:r>
           </w:p>
         </w:tc>
@@ -11623,7 +11623,7 @@
                 <w:sz w:val="20"/>
                 <w:szCs w:val="20"/>
               </w:rPr>
-              <w:t>7</w:t>
+              <w:t>6</w:t>
             </w:r>
           </w:p>
         </w:tc>
@@ -11698,7 +11698,7 @@
                 <w:sz w:val="20"/>
                 <w:szCs w:val="20"/>
               </w:rPr>
-              <w:t>6</w:t>
+              <w:t>4</w:t>
             </w:r>
           </w:p>
         </w:tc>
@@ -11723,7 +11723,7 @@
                 <w:sz w:val="20"/>
                 <w:szCs w:val="20"/>
               </w:rPr>
-              <w:t>24</w:t>
+              <w:t>22</w:t>
             </w:r>
           </w:p>
         </w:tc>
@@ -11749,7 +11749,7 @@
                 <w:sz w:val="20"/>
                 <w:szCs w:val="20"/>
               </w:rPr>
-              <w:t>44</w:t>
+              <w:t>40</w:t>
             </w:r>
           </w:p>
         </w:tc>
@@ -11772,7 +11772,7 @@
                 <w:sz w:val="20"/>
                 <w:szCs w:val="20"/>
               </w:rPr>
-              <w:t>З(ОПК-3) У(ОПК-1)</w:t>
+              <w:t>З(ОПК-4) В(ПК-1)</w:t>
             </w:r>
           </w:p>
         </w:tc>
@@ -11823,7 +11823,7 @@
                 <w:sz w:val="20"/>
                 <w:szCs w:val="20"/>
               </w:rPr>
-              <w:t>Прикладные NLP-задачи и оценка систем</w:t>
+              <w:t>Транспортный уровень и сетевое программирование</w:t>
             </w:r>
           </w:p>
         </w:tc>
@@ -11848,7 +11848,7 @@
                 <w:sz w:val="20"/>
                 <w:szCs w:val="20"/>
               </w:rPr>
-              <w:t>7</w:t>
+              <w:t>6</w:t>
             </w:r>
           </w:p>
         </w:tc>
@@ -11873,6 +11873,56 @@
                 <w:sz w:val="20"/>
                 <w:szCs w:val="20"/>
               </w:rPr>
+              <w:t>3</w:t>
+            </w:r>
+          </w:p>
+        </w:tc>
+        <w:tc>
+          <w:tcPr>
+            <w:tcW w:w="0" w:type="auto"/>
+            <w:vAlign w:val="center"/>
+          </w:tcPr>
+          <w:p>
+            <w:pPr>
+              <w:pStyle w:val="a7"/>
+              <w:jc w:val="center"/>
+              <w:rPr>
+                <w:bCs/>
+                <w:sz w:val="20"/>
+                <w:szCs w:val="20"/>
+              </w:rPr>
+            </w:pPr>
+            <w:r>
+              <w:rPr>
+                <w:bCs/>
+                <w:sz w:val="20"/>
+                <w:szCs w:val="20"/>
+              </w:rPr>
+              <w:t>8</w:t>
+            </w:r>
+          </w:p>
+        </w:tc>
+        <w:tc>
+          <w:tcPr>
+            <w:tcW w:w="0" w:type="auto"/>
+            <w:vAlign w:val="center"/>
+          </w:tcPr>
+          <w:p>
+            <w:pPr>
+              <w:pStyle w:val="a7"/>
+              <w:jc w:val="center"/>
+              <w:rPr>
+                <w:bCs/>
+                <w:sz w:val="20"/>
+                <w:szCs w:val="20"/>
+              </w:rPr>
+            </w:pPr>
+            <w:r>
+              <w:rPr>
+                <w:bCs/>
+                <w:sz w:val="20"/>
+                <w:szCs w:val="20"/>
+              </w:rPr>
               <w:t>4</w:t>
             </w:r>
           </w:p>
@@ -11898,7 +11948,7 @@
                 <w:sz w:val="20"/>
                 <w:szCs w:val="20"/>
               </w:rPr>
-              <w:t>10</w:t>
+              <w:t>22</w:t>
             </w:r>
           </w:p>
         </w:tc>
@@ -11919,85 +11969,35 @@
             </w:pPr>
             <w:r>
               <w:rPr>
-                <w:bCs/>
-                <w:sz w:val="20"/>
-                <w:szCs w:val="20"/>
-              </w:rPr>
-              <w:t>4</w:t>
-            </w:r>
-          </w:p>
-        </w:tc>
-        <w:tc>
-          <w:tcPr>
-            <w:tcW w:w="0" w:type="auto"/>
-            <w:vAlign w:val="center"/>
+                <w:b/>
+                <w:bCs/>
+                <w:sz w:val="20"/>
+                <w:szCs w:val="20"/>
+              </w:rPr>
+              <w:t>37</w:t>
+            </w:r>
+          </w:p>
+        </w:tc>
+        <w:tc>
+          <w:tcPr>
+            <w:tcW w:w="0" w:type="auto"/>
           </w:tcPr>
           <w:p>
             <w:pPr>
               <w:pStyle w:val="a7"/>
-              <w:jc w:val="center"/>
-              <w:rPr>
-                <w:bCs/>
-                <w:sz w:val="20"/>
-                <w:szCs w:val="20"/>
-              </w:rPr>
-            </w:pPr>
-            <w:r>
-              <w:rPr>
-                <w:bCs/>
-                <w:sz w:val="20"/>
-                <w:szCs w:val="20"/>
-              </w:rPr>
-              <w:t>22</w:t>
-            </w:r>
-          </w:p>
-        </w:tc>
-        <w:tc>
-          <w:tcPr>
-            <w:tcW w:w="0" w:type="auto"/>
-            <w:vAlign w:val="center"/>
-          </w:tcPr>
-          <w:p>
-            <w:pPr>
-              <w:pStyle w:val="a7"/>
-              <w:jc w:val="center"/>
-              <w:rPr>
-                <w:bCs/>
-                <w:sz w:val="20"/>
-                <w:szCs w:val="20"/>
-              </w:rPr>
-            </w:pPr>
-            <w:r>
-              <w:rPr>
-                <w:b/>
-                <w:bCs/>
-                <w:sz w:val="20"/>
-                <w:szCs w:val="20"/>
-              </w:rPr>
-              <w:t>40</w:t>
-            </w:r>
-          </w:p>
-        </w:tc>
-        <w:tc>
-          <w:tcPr>
-            <w:tcW w:w="0" w:type="auto"/>
-          </w:tcPr>
-          <w:p>
-            <w:pPr>
-              <w:pStyle w:val="a7"/>
-              <w:rPr>
-                <w:bCs/>
-                <w:sz w:val="20"/>
-                <w:szCs w:val="20"/>
-              </w:rPr>
-            </w:pPr>
-            <w:r>
-              <w:rPr>
-                <w:bCs/>
-                <w:sz w:val="20"/>
-                <w:szCs w:val="20"/>
-              </w:rPr>
-              <w:t>У(ОПК-3) В(ПК-2)</w:t>
+              <w:rPr>
+                <w:bCs/>
+                <w:sz w:val="20"/>
+                <w:szCs w:val="20"/>
+              </w:rPr>
+            </w:pPr>
+            <w:r>
+              <w:rPr>
+                <w:bCs/>
+                <w:sz w:val="20"/>
+                <w:szCs w:val="20"/>
+              </w:rPr>
+              <w:t>У(ОПК-2) В(ПК-1)</w:t>
             </w:r>
           </w:p>
         </w:tc>
@@ -12171,7 +12171,7 @@
                 <w:sz w:val="20"/>
                 <w:szCs w:val="20"/>
               </w:rPr>
-              <w:t>82</w:t>
+              <w:t>88</w:t>
             </w:r>
           </w:p>
         </w:tc>
@@ -12197,7 +12197,7 @@
                 <w:sz w:val="20"/>
                 <w:szCs w:val="20"/>
               </w:rPr>
-              <w:t>151</w:t>
+              <w:t>157</w:t>
             </w:r>
           </w:p>
         </w:tc>
@@ -12639,7 +12639,7 @@
                 <w:sz w:val="20"/>
                 <w:szCs w:val="20"/>
               </w:rPr>
-              <w:t>1-Лингвистические основы</w:t>
+              <w:t>1-Модели OSI и TCP/IP</w:t>
             </w:r>
           </w:p>
         </w:tc>
@@ -12671,7 +12671,7 @@
                 <w:sz w:val="20"/>
                 <w:szCs w:val="20"/>
               </w:rPr>
-              <w:t>Лекция 1. Морфология, синтаксис, семантика в NLP</w:t>
+              <w:t>Лекция 1. Сетевые модели OSI и TCP/IP: уровни, функции, инкапсуляция данных</w:t>
             </w:r>
           </w:p>
           <w:p>
@@ -12840,7 +12840,7 @@
                 <w:sz w:val="20"/>
                 <w:szCs w:val="20"/>
               </w:rPr>
-              <w:t>1-Лингвистические основы</w:t>
+              <w:t>1-Модели OSI и TCP/IP</w:t>
             </w:r>
           </w:p>
         </w:tc>
@@ -12872,7 +12872,7 @@
                 <w:sz w:val="20"/>
                 <w:szCs w:val="20"/>
               </w:rPr>
-              <w:t>Лекция 2. Токенизация, нормализация, стемминг, лемматизация</w:t>
+              <w:t>Лекция 2. Канальный уровень: Ethernet, MAC-адреса, ARP, коммутаторы</w:t>
             </w:r>
           </w:p>
           <w:p>
@@ -13041,7 +13041,7 @@
                 <w:sz w:val="20"/>
                 <w:szCs w:val="20"/>
               </w:rPr>
-              <w:t>2-Векторные представления</w:t>
+              <w:t>2-IP-адресация и маршрутизация</w:t>
             </w:r>
           </w:p>
         </w:tc>
@@ -13073,7 +13073,7 @@
                 <w:sz w:val="20"/>
                 <w:szCs w:val="20"/>
               </w:rPr>
-              <w:t>Лекция 3. Bag-of-Words, TF-IDF. Латентный семантический анализ</w:t>
+              <w:t>Лекция 3. Сетевой уровень: IPv4, IPv6, CIDR, VLSM, фрагментация</w:t>
             </w:r>
           </w:p>
           <w:p>
@@ -13242,7 +13242,7 @@
                 <w:sz w:val="20"/>
                 <w:szCs w:val="20"/>
               </w:rPr>
-              <w:t>2-Векторные представления</w:t>
+              <w:t>2-IP-адресация и маршрутизация</w:t>
             </w:r>
           </w:p>
         </w:tc>
@@ -13274,7 +13274,7 @@
                 <w:sz w:val="20"/>
                 <w:szCs w:val="20"/>
               </w:rPr>
-              <w:t>Лекция 4. Word2Vec (CBOW, Skip-gram), GloVe, FastText</w:t>
+              <w:t>Лекция 4. Маршрутизация: статическая, RIP, OSPF, BGP. Алгоритм Дейкстры</w:t>
             </w:r>
           </w:p>
           <w:p>
@@ -13321,7 +13321,7 @@
                 <w:sz w:val="20"/>
                 <w:szCs w:val="20"/>
               </w:rPr>
-              <w:t>1</w:t>
+              <w:t>2</w:t>
             </w:r>
           </w:p>
         </w:tc>
@@ -13443,7 +13443,7 @@
                 <w:sz w:val="20"/>
                 <w:szCs w:val="20"/>
               </w:rPr>
-              <w:t>3-Трансформеры и LLM</w:t>
+              <w:t>3-VLAN и коммутация</w:t>
             </w:r>
           </w:p>
         </w:tc>
@@ -13475,7 +13475,7 @@
                 <w:sz w:val="20"/>
                 <w:szCs w:val="20"/>
               </w:rPr>
-              <w:t>Лекция 5. Механизм внимания (Attention). Архитектура Transformer</w:t>
+              <w:t>Лекция 5. VLAN (802.1Q), транки, STP/RSTP, EtherChannel</w:t>
             </w:r>
           </w:p>
           <w:p>
@@ -13644,7 +13644,7 @@
                 <w:sz w:val="20"/>
                 <w:szCs w:val="20"/>
               </w:rPr>
-              <w:t>3-Трансформеры и LLM</w:t>
+              <w:t>3-VLAN и коммутация</w:t>
             </w:r>
           </w:p>
         </w:tc>
@@ -13676,7 +13676,7 @@
                 <w:sz w:val="20"/>
                 <w:szCs w:val="20"/>
               </w:rPr>
-              <w:t>Лекция 6. BERT, GPT, T5. Pre-training и fine-tuning</w:t>
+              <w:t>Лекция 6. NAT/PAT, ACL, межсетевые экраны, DMZ</w:t>
             </w:r>
           </w:p>
           <w:p>
@@ -13845,7 +13845,7 @@
                 <w:sz w:val="20"/>
                 <w:szCs w:val="20"/>
               </w:rPr>
-              <w:t>4-Прикладные задачи</w:t>
+              <w:t>4-Транспортный уровень и сокеты</w:t>
             </w:r>
           </w:p>
         </w:tc>
@@ -13877,7 +13877,7 @@
                 <w:sz w:val="20"/>
                 <w:szCs w:val="20"/>
               </w:rPr>
-              <w:t>Лекция 7. Классификация текстов. NER. Вопрос-ответные системы</w:t>
+              <w:t>Лекция 7. TCP и UDP: сегменты, установка соединения, управление потоком и перегрузкой</w:t>
             </w:r>
           </w:p>
           <w:p>
@@ -13924,7 +13924,7 @@
                 <w:sz w:val="20"/>
                 <w:szCs w:val="20"/>
               </w:rPr>
-              <w:t>2</w:t>
+              <w:t>1</w:t>
             </w:r>
           </w:p>
         </w:tc>
@@ -14333,7 +14333,7 @@
                 <w:sz w:val="20"/>
                 <w:szCs w:val="20"/>
               </w:rPr>
-              <w:t>1-Лингвистические основы</w:t>
+              <w:t>1-Модели OSI и TCP/IP</w:t>
             </w:r>
           </w:p>
         </w:tc>
@@ -14394,7 +14394,7 @@
                 <w:sz w:val="20"/>
                 <w:szCs w:val="20"/>
               </w:rPr>
-              <w:t>Построение конвейера предобработки русскоязычного текста с pymorphy2</w:t>
+              <w:t>Анализ сетевого трафика в Wireshark: фильтры, протоколы ARP, DNS, HTTP</w:t>
             </w:r>
           </w:p>
           <w:p>
@@ -14533,7 +14533,7 @@
                 <w:sz w:val="20"/>
                 <w:szCs w:val="20"/>
               </w:rPr>
-              <w:t>1-Лингвистические основы</w:t>
+              <w:t>1-Модели OSI и TCP/IP</w:t>
             </w:r>
           </w:p>
         </w:tc>
@@ -14594,7 +14594,7 @@
                 <w:sz w:val="20"/>
                 <w:szCs w:val="20"/>
               </w:rPr>
-              <w:t>Анализ частотности и построение облака слов корпуса новостей</w:t>
+              <w:t>Расчёт подсетей VLSM и настройка CIDR-адресации</w:t>
             </w:r>
           </w:p>
           <w:p>
@@ -14733,7 +14733,7 @@
                 <w:sz w:val="20"/>
                 <w:szCs w:val="20"/>
               </w:rPr>
-              <w:t>2-Векторные представления</w:t>
+              <w:t>2-IP-адресация и маршрутизация</w:t>
             </w:r>
           </w:p>
         </w:tc>
@@ -14794,7 +14794,7 @@
                 <w:sz w:val="20"/>
                 <w:szCs w:val="20"/>
               </w:rPr>
-              <w:t>Обучение Word2Vec на корпусе и визуализация пространства векторов</w:t>
+              <w:t>Настройка статической маршрутизации в Cisco Packet Tracer</w:t>
             </w:r>
           </w:p>
           <w:p>
@@ -14933,7 +14933,7 @@
                 <w:sz w:val="20"/>
                 <w:szCs w:val="20"/>
               </w:rPr>
-              <w:t>3-Трансформеры и LLM</w:t>
+              <w:t>2-IP-адресация и маршрутизация</w:t>
             </w:r>
           </w:p>
         </w:tc>
@@ -14994,7 +14994,7 @@
                 <w:sz w:val="20"/>
                 <w:szCs w:val="20"/>
               </w:rPr>
-              <w:t>Fine-tuning BERT для классификации тональности отзывов</w:t>
+              <w:t>Конфигурирование OSPF и анализ LSA-сообщений</w:t>
             </w:r>
           </w:p>
           <w:p>
@@ -15133,7 +15133,7 @@
                 <w:sz w:val="20"/>
                 <w:szCs w:val="20"/>
               </w:rPr>
-              <w:t>4-Прикладные задачи</w:t>
+              <w:t>3-VLAN и коммутация</w:t>
             </w:r>
           </w:p>
         </w:tc>
@@ -15194,7 +15194,7 @@
                 <w:sz w:val="20"/>
                 <w:szCs w:val="20"/>
               </w:rPr>
-              <w:t>Разработка NER-системы для извлечения именованных сущностей</w:t>
+              <w:t>Проектирование VLAN и межвлановой маршрутизации (Router-on-a-Stick)</w:t>
             </w:r>
           </w:p>
           <w:p>
@@ -15333,7 +15333,7 @@
                 <w:sz w:val="20"/>
                 <w:szCs w:val="20"/>
               </w:rPr>
-              <w:t>4-Прикладные задачи</w:t>
+              <w:t>3-VLAN и коммутация</w:t>
             </w:r>
           </w:p>
         </w:tc>
@@ -15394,7 +15394,7 @@
                 <w:sz w:val="20"/>
                 <w:szCs w:val="20"/>
               </w:rPr>
-              <w:t>Построение вопрос-ответной системы на основе RAG-архитектуры</w:t>
+              <w:t>Разработка TCP-сервера на Python с обработкой множества клиентов</w:t>
             </w:r>
           </w:p>
           <w:p>
@@ -16032,7 +16032,7 @@
                 <w:sz w:val="20"/>
                 <w:szCs w:val="20"/>
               </w:rPr>
-              <w:t>1-Лингвистические основы</w:t>
+              <w:t>1-Модели OSI и TCP/IP</w:t>
             </w:r>
           </w:p>
         </w:tc>
@@ -16093,7 +16093,7 @@
                 <w:sz w:val="20"/>
                 <w:szCs w:val="20"/>
               </w:rPr>
-              <w:t>Синтаксический разбор предложений с помощью spaCy и визуализация дерева зависимостей</w:t>
+              <w:t>Захват и декодирование Ethernet-фреймов с Scapy</w:t>
             </w:r>
           </w:p>
           <w:p>
@@ -16232,7 +16232,7 @@
                 <w:sz w:val="20"/>
                 <w:szCs w:val="20"/>
               </w:rPr>
-              <w:t>2-Векторные представления</w:t>
+              <w:t>1-Модели OSI и TCP/IP</w:t>
             </w:r>
           </w:p>
         </w:tc>
@@ -16293,7 +16293,7 @@
                 <w:sz w:val="20"/>
                 <w:szCs w:val="20"/>
               </w:rPr>
-              <w:t>Измерение семантической близости документов методами косинусного сходства</w:t>
+              <w:t>Настройка NAT/PAT и ACL на маршрутизаторе Cisco</w:t>
             </w:r>
           </w:p>
           <w:p>
@@ -16432,7 +16432,7 @@
                 <w:sz w:val="20"/>
                 <w:szCs w:val="20"/>
               </w:rPr>
-              <w:t>3-Трансформеры и LLM</w:t>
+              <w:t>2-IP-адресация и маршрутизация</w:t>
             </w:r>
           </w:p>
         </w:tc>
@@ -16493,7 +16493,7 @@
                 <w:sz w:val="20"/>
                 <w:szCs w:val="20"/>
               </w:rPr>
-              <w:t>Применение zero-shot классификации с моделью ruBERT</w:t>
+              <w:t>Обнаружение аномалий в трафике: ARP-спуфинг, SYN-флуд</w:t>
             </w:r>
           </w:p>
           <w:p>
@@ -16632,7 +16632,7 @@
                 <w:sz w:val="20"/>
                 <w:szCs w:val="20"/>
               </w:rPr>
-              <w:t>3-Трансформеры и LLM</w:t>
+              <w:t>3-VLAN и коммутация</w:t>
             </w:r>
           </w:p>
         </w:tc>
@@ -16693,7 +16693,7 @@
                 <w:sz w:val="20"/>
                 <w:szCs w:val="20"/>
               </w:rPr>
-              <w:t>Генерация текста с управлением стилем через prompt engineering</w:t>
+              <w:t>Реализация UDP-чата с мультикастом</w:t>
             </w:r>
           </w:p>
           <w:p>
@@ -16832,7 +16832,7 @@
                 <w:sz w:val="20"/>
                 <w:szCs w:val="20"/>
               </w:rPr>
-              <w:t>4-Прикладные задачи</w:t>
+              <w:t>4-Транспортный уровень и сокеты</w:t>
             </w:r>
           </w:p>
         </w:tc>
@@ -16893,7 +16893,7 @@
                 <w:sz w:val="20"/>
                 <w:szCs w:val="20"/>
               </w:rPr>
-              <w:t>Оценка качества машинного перевода метриками BLEU и BERTScore</w:t>
+              <w:t>Конфигурирование HSRP для отказоустойчивости шлюза</w:t>
             </w:r>
           </w:p>
           <w:p>
@@ -17032,7 +17032,7 @@
                 <w:sz w:val="20"/>
                 <w:szCs w:val="20"/>
               </w:rPr>
-              <w:t>4-Прикладные задачи</w:t>
+              <w:t>4-Транспортный уровень и сокеты</w:t>
             </w:r>
           </w:p>
         </w:tc>
@@ -17093,7 +17093,7 @@
                 <w:sz w:val="20"/>
                 <w:szCs w:val="20"/>
               </w:rPr>
-              <w:t>Разработка чат-бота с памятью контекста на LangChain</w:t>
+              <w:t>Построение VPN-туннеля IPsec между двумя маршрутизаторами</w:t>
             </w:r>
           </w:p>
           <w:p>
@@ -17693,7 +17693,7 @@
                 <w:sz w:val="20"/>
                 <w:szCs w:val="20"/>
               </w:rPr>
-              <w:t>1-Организация научно-исследовательской работы в России</w:t>
+              <w:t>1-Модели OSI и TCP/IP</w:t>
             </w:r>
           </w:p>
         </w:tc>
@@ -17864,7 +17864,7 @@
                 <w:sz w:val="20"/>
                 <w:szCs w:val="20"/>
               </w:rPr>
-              <w:t>1-Организация научно-исследовательской работы в России</w:t>
+              <w:t>1-Модели OSI и TCP/IP</w:t>
             </w:r>
           </w:p>
         </w:tc>
@@ -18035,7 +18035,7 @@
                 <w:sz w:val="20"/>
                 <w:szCs w:val="20"/>
               </w:rPr>
-              <w:t>1-Организация научно-исследовательской работы в России</w:t>
+              <w:t>1-Модели OSI и TCP/IP</w:t>
             </w:r>
           </w:p>
         </w:tc>
@@ -18206,7 +18206,7 @@
                 <w:sz w:val="20"/>
                 <w:szCs w:val="20"/>
               </w:rPr>
-              <w:t>2-Этапы научного исследования</w:t>
+              <w:t>2-IP-адресация и маршрутизация</w:t>
             </w:r>
           </w:p>
         </w:tc>
@@ -18377,7 +18377,7 @@
                 <w:sz w:val="20"/>
                 <w:szCs w:val="20"/>
               </w:rPr>
-              <w:t>2-Этапы научного исследования</w:t>
+              <w:t>2-IP-адресация и маршрутизация</w:t>
             </w:r>
           </w:p>
         </w:tc>
@@ -18548,7 +18548,7 @@
                 <w:sz w:val="20"/>
                 <w:szCs w:val="20"/>
               </w:rPr>
-              <w:t>2-Этапы научного исследования</w:t>
+              <w:t>2-IP-адресация и маршрутизация</w:t>
             </w:r>
           </w:p>
         </w:tc>
@@ -18719,7 +18719,7 @@
                 <w:sz w:val="20"/>
                 <w:szCs w:val="20"/>
               </w:rPr>
-              <w:t>3-Методология научных исследований</w:t>
+              <w:t>3-VLAN и коммутация</w:t>
             </w:r>
           </w:p>
         </w:tc>
@@ -18890,7 +18890,7 @@
                 <w:sz w:val="20"/>
                 <w:szCs w:val="20"/>
               </w:rPr>
-              <w:t>3-Методология научных исследований</w:t>
+              <w:t>3-VLAN и коммутация</w:t>
             </w:r>
           </w:p>
         </w:tc>
@@ -19061,7 +19061,7 @@
                 <w:sz w:val="20"/>
                 <w:szCs w:val="20"/>
               </w:rPr>
-              <w:t>3-Методология научных исследований</w:t>
+              <w:t>3-VLAN и коммутация</w:t>
             </w:r>
           </w:p>
         </w:tc>
@@ -19419,7 +19419,7 @@
           <w:iCs/>
           <w:u w:val="single"/>
         </w:rPr>
-        <w:t>Раздел 1. Организация научно-исследовательской работы в России</w:t>
+        <w:t>Раздел 1. Модели OSI и TCP/IP. Канальный и физический уровни</w:t>
       </w:r>
     </w:p>
     <w:p>
@@ -19427,7 +19427,7 @@
         <w:widowControl w:val="0"/>
       </w:pPr>
       <w:r>
-        <w:t>Паспорта специальностей</w:t>
+        <w:t>Протоколы прикладного уровня: HTTP/2, gRPC, AMQP</w:t>
         <w:br/>
         <w:t/>
       </w:r>
@@ -19450,7 +19450,7 @@
           <w:iCs/>
           <w:u w:val="single"/>
         </w:rPr>
-        <w:t>Раздел 2. Этапы научного исследования</w:t>
+        <w:t>Раздел 2. Сетевой уровень и маршрутизация</w:t>
       </w:r>
     </w:p>
     <w:p>
@@ -19458,7 +19458,7 @@
         <w:widowControl w:val="0"/>
       </w:pPr>
       <w:r>
-        <w:t>Выбор темы исследования </w:t>
+        <w:t>Программно-определяемые сети (SDN) и OpenFlow </w:t>
       </w:r>
     </w:p>
     <w:p>
@@ -19479,7 +19479,7 @@
           <w:iCs/>
           <w:u w:val="single"/>
         </w:rPr>
-        <w:t>Раздел 3. Методология научных исследований</w:t>
+        <w:t>Раздел 3. VLAN и корпоративные сети</w:t>
       </w:r>
     </w:p>
     <w:p>
@@ -19487,7 +19487,7 @@
         <w:widowControl w:val="0"/>
       </w:pPr>
       <w:r>
-        <w:t>Правила оформления научно-исследовательской работы </w:t>
+        <w:t>Беспроводные сети 802.11ax (Wi-Fi 6) и сотовые сети 5G </w:t>
       </w:r>
     </w:p>
     <w:p>
@@ -21356,7 +21356,7 @@
           <w:color w:val="000000"/>
           <w:u w:val="single"/>
         </w:rPr>
-        <w:t>(37895)(38002)Обработка естественного языка</w:t>
+        <w:t>(37895)(62316)Компьютерные сети</w:t>
       </w:r>
     </w:p>
     <w:p>
@@ -23893,7 +23893,7 @@
           <w:color w:val="000000"/>
           <w:u w:val="single"/>
         </w:rPr>
-        <w:t>(38002)Обработка естественного языка</w:t>
+        <w:t>(62316)Компьютерные сети</w:t>
       </w:r>
     </w:p>
     <w:p>
@@ -25260,7 +25260,7 @@
         <w:rPr>
           <w:b/>
         </w:rPr>
-        <w:t>(38002)Обработка естественного языка</w:t>
+        <w:t>(62316)Компьютерные сети</w:t>
       </w:r>
     </w:p>
     <w:p>
@@ -33264,7 +33264,7 @@
           <w:sz w:val="28"/>
           <w:szCs w:val="28"/>
         </w:rPr>
-        <w:t>(38002)Обработка естественного языка</w:t>
+        <w:t>(62316)Компьютерные сети</w:t>
       </w:r>
     </w:p>
     <w:p>
@@ -33545,17 +33545,17 @@
               <w:rPr>
                 <w:bCs/>
               </w:rPr>
-              <w:t> ПК-3 Способен разрабатывать технические описания и руководства, готовить конспекты и проводить занятия по обучению работников применению программно-методических комплексов, используемых на предприятии:</w:t>
+              <w:t> УК-1 Способен анализировать сетевые архитектуры по модели OSI/TCP-IP и обосновывать выбор протоколов:</w:t>
               <w:br/>
-              <w:t>  -ПК-3.1 Составляет руководства пользователя программным продуктом</w:t>
+              <w:t>  -УК-1.1 Сопоставляет уровни модели OSI с реальными протоколами</w:t>
               <w:br/>
-              <w:t>  -ПК-3.2 Согласовывает регламенты разработки технической документации по использованию программного средства</w:t>
+              <w:t>  -УК-1.2 Анализирует дамп трафика в Wireshark и идентифицирует протоколы</w:t>
               <w:br/>
-              <w:t>  -ПК-3.3 Готовит описания методик разработки компонентов программных комплексов, используемых на предприятии</w:t>
+              <w:t>  -УК-1.3 Рассчитывает и обосновывает схему IP-адресации для корпоративной сети</w:t>
               <w:br/>
-              <w:t>  -ПК-3.4 Готовит описания методик применения программных комплексов, используемых на предприятии</w:t>
+              <w:t>  -УК-1.4 Диагностирует проблемы связности с помощью ping, traceroute, nslookup</w:t>
               <w:br/>
-              <w:t>  -ПК-3.5 Проводит консультирование работников по использованию программно-методических комплексов предприятия</w:t>
+              <w:t>  -УК-1.5 Документирует топологию сети и адресные пространства</w:t>
               <w:br/>
               <w:t/>
             </w:r>
@@ -33579,23 +33579,23 @@
               <w:rPr>
                 <w:bCs/>
               </w:rPr>
-              <w:t> ПК-5 Способен подбирать средства проектирования и производить функциональное и логическое проектирование систем среднего и крупного масштаба и сложности:</w:t>
+              <w:t> ОПК-2 Способен администрировать сетевое оборудование и настраивать маршрутизацию в IP-сетях:</w:t>
               <w:br/>
-              <w:t>  -ПК-5.1 Использует теоретические методики целеполагания для программных систем</w:t>
+              <w:t>  -ОПК-2.1 Настраивает статическую и динамическую маршрутизацию (RIP, OSPF) в Cisco IOS</w:t>
               <w:br/>
-              <w:t>  -ПК-5.2 Оформляет технические задания на разработку программных средств с описанием функционирования системы</w:t>
+              <w:t>  -ОПК-2.2 Конфигурирует интерфейсы маршрутизатора и управляет таблицей маршрутизации</w:t>
               <w:br/>
-              <w:t>  -ПК-5.3 Разрабатывает технико-экономические обоснования создания программных комплексов</w:t>
+              <w:t>  -ОПК-2.3 Применяет CIDR и VLSM для эффективного использования IP-адресного пространства</w:t>
               <w:br/>
-              <w:t>  -ПК-5.4 Производит декомпозицию системы на подфункции, проводит описание каждой функции</w:t>
+              <w:t>  -ОПК-2.4 Настраивает DHCP-сервер и DNS-резолвер на маршрутизаторе</w:t>
               <w:br/>
-              <w:t>  -ПК-5.5 Формулирует требования к результатам аналитических работ в рамках системы</w:t>
+              <w:t>  -ОПК-2.5 Симулирует сетевые топологии в Cisco Packet Tracer и GNS3</w:t>
               <w:br/>
-              <w:t>  -ПК-5.6 Подбирает средства проектирования систем среднего и крупного масштаба сложности</w:t>
+              <w:t>  -ОПК-2.6 Администрирует сетевые интерфейсы Linux с ip route и NetworkManager</w:t>
               <w:br/>
-              <w:t>  -ПК-5.7 Строит логические модели систем среднего и крупного масштаба сложности</w:t>
+              <w:t>  -ОПК-2.7 Мониторит загрузку каналов с SNMP и MRTG</w:t>
               <w:br/>
-              <w:t>  -ПК-5.8 Описывает порядок работ по созданию и сдаче системы, построенной по техническому заданию</w:t>
+              <w:t>  -ОПК-2.8 Реализует балансировку нагрузки с HAProxy и Nginx upstream</w:t>
               <w:br/>
               <w:t/>
             </w:r>
@@ -33619,21 +33619,21 @@
               <w:rPr>
                 <w:bCs/>
               </w:rPr>
-              <w:t> ПК-7 Способен производить сбор, систематизацию, классификацию и анализ информации, относящейся к изучаемой предметной области:</w:t>
+              <w:t> ОПК-4 Способен проектировать корпоративные сети с VLAN, STP и NAT:</w:t>
               <w:br/>
-              <w:t>  -ПК-7.1 Выполняет сбор информации по предметной области исследования</w:t>
+              <w:t>  -ОПК-4.1 Проектирует корпоративную сеть с VLAN, транками и межвлановой маршрутизацией</w:t>
               <w:br/>
-              <w:t>  -ПК-7.2 Применяет статистические методы систематизации и классификации информации, относящейся к предметной области</w:t>
+              <w:t>  -ОПК-4.2 Настраивает STP, RSTP и защиту от петель (PortFast, BPDU Guard)</w:t>
               <w:br/>
-              <w:t>  -ПК-7.3 Определяет цель и задачи исследования</w:t>
+              <w:t>  -ОПК-4.3 Конфигурирует NAT/PAT и ACL для управления доступом</w:t>
               <w:br/>
-              <w:t>  -ПК-7.4 Применяет нормативную документацию, относящуюся к изучаемой теме</w:t>
+              <w:t>  -ОПК-4.4 Настраивает HSRP/VRRP для отказоустойчивости шлюза</w:t>
               <w:br/>
-              <w:t>  -ПК-7.5 Применяет методы анализа научно-технической информации</w:t>
+              <w:t>  -ОПК-4.5 Проектирует DMZ для безопасного размещения публичных серверов</w:t>
               <w:br/>
-              <w:t>  -ПК-7.6 Формирует рекомендации по внедрению результатов исследований и разработок</w:t>
+              <w:t>  -ОПК-4.6 Реализует EtherChannel (LACP) для агрегации каналов</w:t>
               <w:br/>
-              <w:t>  -ПК-7.7 Делает выводы по результатам произведённых исследований и разработок</w:t>
+              <w:t>  -ОПК-4.7 Строит VPN-туннели IPsec и GRE между офисами</w:t>
               <w:br/>
               <w:t/>
             </w:r>
@@ -33657,19 +33657,19 @@
               <w:rPr>
                 <w:bCs/>
               </w:rPr>
-              <w:t> ПК-8 Способен оформлять результаты выполненной работы в форме отчетов и презентаций, представлять материал в виде публичных выступлений и печатных публикаций:</w:t>
+              <w:t> ПК-1 Способен разрабатывать сетевые приложения с использованием сокетов и анализировать трафик:</w:t>
               <w:br/>
-              <w:t>  -ПК-8.1 Применяет программные средства для оформления результатов выполненной работы</w:t>
+              <w:t>  -ПК-1.1 Разрабатывает клиент-серверные приложения на Python с использованием сокетов TCP/UDP</w:t>
               <w:br/>
-              <w:t>  -ПК-8.2 Составляет проекты календарных планов работ</w:t>
+              <w:t>  -ПК-1.2 Реализует асинхронный сервер с asyncio и несколькими соединениями</w:t>
               <w:br/>
-              <w:t>  -ПК-8.3 Формирует программу представления результатов отдельных элементов научно-исследовательских и опытно-конструкторских работ</w:t>
+              <w:t>  -ПК-1.3 Захватывает и декодирует пакеты с помощью Scapy</w:t>
               <w:br/>
-              <w:t>  -ПК-8.4 Оформляет результаты выполненных работ в виде отчётов, презентаций, видеороликов</w:t>
+              <w:t>  -ПК-1.4 Применяет Wireshark для диагностики задержек и ретрансмиссий TCP</w:t>
               <w:br/>
-              <w:t>  -ПК-8.5 Публикует промежуточные результаты исследования в виде тезисов докладов на научно-практических конференциях</w:t>
+              <w:t>  -ПК-1.5 Реализует UDP multicast для группового вещания</w:t>
               <w:br/>
-              <w:t>  -ПК-8.6 Готовит к публикации результаты завершённых работ в виде научных статей</w:t>
+              <w:t>  -ПК-1.6 Нагружает сетевой сервис с iperf3 и анализирует пропускную способность</w:t>
               <w:br/>
               <w:t/>
             </w:r>
@@ -33749,7 +33749,7 @@
               <w:rPr>
                 <w:bCs/>
               </w:rPr>
-              <w:t>ПК-3- Законодательную основу регулирования отношений между субъектами научной и научно-технической деятельности, органами власти и потребителями научной и научно-технической продукции</w:t>
+              <w:t>УК-1- Эталонные модели OSI и TCP/IP, функции каждого уровня, протоколы ARP, ICMP, DNS, DHCP</w:t>
             </w:r>
           </w:p>
           <w:p>
@@ -33766,7 +33766,7 @@
               <w:rPr>
                 <w:bCs/>
               </w:rPr>
-              <w:t>ПК-5- Субъекты научной деятельности в системе высшего и послевузовского профессионального образования</w:t>
+              <w:t>ОПК-2- Структуру IP-пакета, CIDR-адресацию, таблицы маршрутизации, алгоритм Дейкстры</w:t>
             </w:r>
           </w:p>
           <w:p>
@@ -33783,7 +33783,7 @@
               <w:rPr>
                 <w:bCs/>
               </w:rPr>
-              <w:t>ПК-7- Порядок подготовки научных и научно-педагогических кадров в России </w:t>
+              <w:t>ОПК-4- Принципы работы VLAN (802.1Q), STP (802.1D), протоколы EtherChannel и RSTP </w:t>
             </w:r>
           </w:p>
           <w:p>
@@ -33800,7 +33800,7 @@
               <w:rPr>
                 <w:bCs/>
               </w:rPr>
-              <w:t>ПК-8- Методы оформления результатов научной работы</w:t>
+              <w:t>ПК-1- API сокетов BSD, режимы TCP и UDP, мультиплексирование с select и epoll</w:t>
             </w:r>
           </w:p>
         </w:tc>
@@ -33854,7 +33854,7 @@
               <w:rPr>
                 <w:bCs/>
               </w:rPr>
-              <w:t>ПК-3- Выбирать тему и разрабатывать план исследования</w:t>
+              <w:t>УК-1- Читать и анализировать дамп сетевого трафика в Wireshark</w:t>
             </w:r>
           </w:p>
           <w:p>
@@ -33871,7 +33871,7 @@
               <w:rPr>
                 <w:bCs/>
               </w:rPr>
-              <w:t>ПК-5- Определять оптимальные методы исследования</w:t>
+              <w:t>ОПК-2- Конфигурировать интерфейсы и статические маршруты в Cisco IOS и Linux</w:t>
             </w:r>
           </w:p>
           <w:p>
@@ -33888,7 +33888,7 @@
               <w:rPr>
                 <w:bCs/>
               </w:rPr>
-              <w:t>ПК-7- Отыскивать научную информацию и работать с литературой</w:t>
+              <w:t>ОПК-4- Настраивать VLAN-транки, inter-VLAN routing, HSRP и NAT/PAT</w:t>
             </w:r>
           </w:p>
           <w:p>
@@ -33905,7 +33905,7 @@
               <w:rPr>
                 <w:bCs/>
               </w:rPr>
-              <w:t>ПК-8- Собирать, анализировать и обобщать научные факты, материалы практики</w:t>
+              <w:t>ПК-1- Реализовывать клиент-серверные приложения с обработкой нескольких соединений</w:t>
             </w:r>
           </w:p>
         </w:tc>
@@ -33960,7 +33960,7 @@
               <w:rPr>
                 <w:bCs/>
               </w:rPr>
-              <w:t>ПК-3- Участвовать в научно-исследовательских работах по кафедральным темам</w:t>
+              <w:t>УК-1- Навыками диагностики сети с ping, traceroute, nslookup, netstat</w:t>
             </w:r>
           </w:p>
           <w:p>
@@ -33977,7 +33977,7 @@
               <w:rPr>
                 <w:bCs/>
               </w:rPr>
-              <w:t>ПК-5- Выступать с докладами и сообщениями на научно-теоретических и научно-практических конференциях, проводимых в университете</w:t>
+              <w:t>ОПК-2- Навыками симуляции сетей в Cisco Packet Tracer и GNS3</w:t>
             </w:r>
           </w:p>
           <w:p>
@@ -33994,7 +33994,7 @@
               <w:rPr>
                 <w:bCs/>
               </w:rPr>
-              <w:t>ПК-7- Готовить публикации по результатам проведенных исследований</w:t>
+              <w:t>ОПК-4- Навыками проектирования корпоративной сети с разделением на DMZ и LAN</w:t>
             </w:r>
           </w:p>
           <w:p>
@@ -34011,7 +34011,7 @@
               <w:rPr>
                 <w:bCs/>
               </w:rPr>
-              <w:t>ПК-8- Обладать устойчивыми навыками самостоятельной научно-исследовательской работы</w:t>
+              <w:t>ПК-1- Навыками захвата и анализа трафика с Wireshark и tcpdump</w:t>
             </w:r>
           </w:p>
         </w:tc>
@@ -34059,7 +34059,7 @@
               </w:rPr>
             </w:pPr>
             <w:r>
-              <w:t>Организация научно-исследовательской работы в России; Этапы научного исследования; Методология научных исследований; </w:t>
+              <w:t>Модели OSI и TCP/IP; IP-адресация и маршрутизация; Проектирование корпоративных сетей (VLAN, STP, NAT); Сетевое программирование и анализ трафика </w:t>
             </w:r>
           </w:p>
         </w:tc>
